--- a/pdf/PULSE-SyRS-001_System_Requirements.docx
+++ b/pdf/PULSE-SyRS-001_System_Requirements.docx
@@ -1119,6 +1119,38 @@
         </w:tc>
       </w:tr>
     </w:tbl>
+    <w:p>
+      <w:pPr>
+        <w:pStyle w:val="BodyText"/>
+      </w:pPr>
+      <w:r>
+        <w:t xml:space="preserve">Read together, one row looks like this. FR-11 says the HMI shall subscribe to abstract signals only. Its verification code is</w:t>
+      </w:r>
+      <w:r>
+        <w:t xml:space="preserve"> </w:t>
+      </w:r>
+      <w:r>
+        <w:rPr>
+          <w:rStyle w:val="VerbatimChar"/>
+        </w:rPr>
+        <w:t xml:space="preserve">T</w:t>
+      </w:r>
+      <w:r>
+        <w:t xml:space="preserve">, so a check either passes or fails rather than being read or argued. Its status is Implemented. Its evidence names the check that proves it,</w:t>
+      </w:r>
+      <w:r>
+        <w:t xml:space="preserve"> </w:t>
+      </w:r>
+      <w:r>
+        <w:rPr>
+          <w:rStyle w:val="VerbatimChar"/>
+        </w:rPr>
+        <w:t xml:space="preserve">hmi-purity</w:t>
+      </w:r>
+      <w:r>
+        <w:t xml:space="preserve">, which scans both HMI sources for CAN, DBC and SocketCAN tokens and fails the build if it finds one. Every requirement row in this document is read the same way: what shall happen, how it is proved, where it stands, and what to open to see for yourself.</w:t>
+      </w:r>
+    </w:p>
     <w:p>
       <w:pPr>
         <w:pStyle w:val="Heading2"/>
@@ -1873,7 +1905,7 @@
               <w:t xml:space="preserve">emulator/telemetry_sim.py</w:t>
             </w:r>
             <w:r>
-              <w:t xml:space="preserve">: lap and cruise cycles, gear-dependent acceleration, RPM from speed and gear, fuel and odometer integrated from speed; suite check</w:t>
+              <w:t xml:space="preserve">: lap and cruise cycles with correlated RPM, fuel and odometer. Suite check</w:t>
             </w:r>
             <w:r>
               <w:t xml:space="preserve"> </w:t>
@@ -1888,7 +1920,7 @@
               <w:t xml:space="preserve"> </w:t>
             </w:r>
             <w:r>
-              <w:t xml:space="preserve">sees speed and RPM change within 3 s</w:t>
+              <w:t xml:space="preserve">passes</w:t>
             </w:r>
           </w:p>
         </w:tc>
@@ -1945,7 +1977,7 @@
               <w:jc w:val="left"/>
             </w:pPr>
             <w:r>
-              <w:t xml:space="preserve">Cycle is a fixed phase table with no randomness, but sampling is wall-clock driven so two runs differ in sample timing. Fixed-step or recorded-log replay planned S4 with the measurement package</w:t>
+              <w:t xml:space="preserve">Phase table is fixed with no randomness, but sampling is wall-clock driven, so runs differ in timing. Fixed-step replay in S4</w:t>
             </w:r>
           </w:p>
         </w:tc>
@@ -2462,18 +2494,18 @@
               <w:jc w:val="left"/>
             </w:pPr>
             <w:r>
-              <w:t xml:space="preserve">Implemented</w:t>
-            </w:r>
-          </w:p>
-        </w:tc>
-        <w:tc>
-          <w:p>
-            <w:pPr>
-              <w:pStyle w:val="Compact"/>
-              <w:jc w:val="left"/>
-            </w:pPr>
-            <w:r>
-              <w:t xml:space="preserve">Both subscribe to the same broker on port 55555 via kuksa.val.v1</w:t>
+              <w:t xml:space="preserve">Partial</w:t>
+            </w:r>
+          </w:p>
+        </w:tc>
+        <w:tc>
+          <w:p>
+            <w:pPr>
+              <w:pStyle w:val="Compact"/>
+              <w:jc w:val="left"/>
+            </w:pPr>
+            <w:r>
+              <w:t xml:space="preserve">Same broker and protocol for both. Signal sets have diverged: Flutter subscribes to 28 paths, Compose to 17. The nine extra are the driver-monitoring and hazard signals. Closing in S2</w:t>
             </w:r>
           </w:p>
         </w:tc>
@@ -2722,7 +2754,16 @@
               <w:jc w:val="left"/>
             </w:pPr>
             <w:r>
-              <w:t xml:space="preserve">Measured once by hand (BRIEF.md key result: 123 MB vs 46 MB app memory, 12.2 % vs 11.5 % CPU, 50 MB vs 23 MB artefact). Scripted, repeatable benchmark planned S4</w:t>
+              <w:t xml:space="preserve">Measured once by hand: 123 vs 46 MB memory, 12.2 vs 11.5 % CPU, 50 vs 23 MB artefact (</w:t>
+            </w:r>
+            <w:r>
+              <w:rPr>
+                <w:rStyle w:val="VerbatimChar"/>
+              </w:rPr>
+              <w:t xml:space="preserve">BRIEF.md</w:t>
+            </w:r>
+            <w:r>
+              <w:t xml:space="preserve">). Scripted benchmark in S4</w:t>
             </w:r>
           </w:p>
         </w:tc>
@@ -3097,7 +3138,7 @@
               <w:jc w:val="left"/>
             </w:pPr>
             <w:r>
-              <w:t xml:space="preserve">The system shall maintain a driver alert state (NONE, DROWSY, DISTRACTED, NO_FACE) with a configurable hold time before raising and clear time before releasing an alert, so that momentary events do not flicker the display.</w:t>
+              <w:t xml:space="preserve">The system shall maintain a driver alert state of NONE, DROWSY, DISTRACTED or NO_FACE. It shall raise an alert only after a configurable hold time, and release it only after a configurable clear time, so a momentary event does not flicker the display.</w:t>
             </w:r>
           </w:p>
         </w:tc>
@@ -3154,7 +3195,7 @@
               <w:t xml:space="preserve"> </w:t>
             </w:r>
             <w:r>
-              <w:t xml:space="preserve">2.0 s; state published as</w:t>
+              <w:t xml:space="preserve">2.0 s; published as</w:t>
             </w:r>
             <w:r>
               <w:t xml:space="preserve"> </w:t>
@@ -3187,7 +3228,7 @@
               <w:jc w:val="left"/>
             </w:pPr>
             <w:r>
-              <w:t xml:space="preserve">When in cruise mode and the alert state is DROWSY, the vehicle model shall execute a minimum-risk manoeuvre: a countdown during which driver recovery aborts the manoeuvre, then hazard lights and controlled braking to standstill, then automatic resume after sustained attention.</w:t>
+              <w:t xml:space="preserve">When cruise mode is active and the alert state is DROWSY, the vehicle model shall execute the minimum-risk manoeuvre specified in PULSE-SAF-001 SM-3, which the driver can abort by recovering attention during the countdown.</w:t>
             </w:r>
           </w:p>
         </w:tc>
@@ -3229,7 +3270,7 @@
               <w:t xml:space="preserve"> </w:t>
             </w:r>
             <w:r>
-              <w:t xml:space="preserve">cruise mode: 5 s countdown, 22 km/h/s deceleration, resume after 5 s attentive; states published as</w:t>
+              <w:t xml:space="preserve">cruise mode implements SM-3; published as</w:t>
             </w:r>
             <w:r>
               <w:t xml:space="preserve"> </w:t>
@@ -3254,9 +3295,6 @@
                 <w:rStyle w:val="VerbatimChar"/>
               </w:rPr>
               <w:t xml:space="preserve">InterventionCountdown</w:t>
-            </w:r>
-            <w:r>
-              <w:t xml:space="preserve">. Specified as a safety mechanism in PULSE-SAF-001 SM-3</w:t>
             </w:r>
           </w:p>
         </w:tc>
@@ -4606,6 +4644,27 @@
               <w:jc w:val="left"/>
             </w:pPr>
             <w:r>
+              <w:t xml:space="preserve">Broker pinned to</w:t>
+            </w:r>
+            <w:r>
+              <w:t xml:space="preserve"> </w:t>
+            </w:r>
+            <w:r>
+              <w:rPr>
+                <w:rStyle w:val="VerbatimChar"/>
+              </w:rPr>
+              <w:t xml:space="preserve">0.7.0</w:t>
+            </w:r>
+            <w:r>
+              <w:t xml:space="preserve"> </w:t>
+            </w:r>
+            <w:r>
+              <w:t xml:space="preserve">by tag and digest;</w:t>
+            </w:r>
+            <w:r>
+              <w:t xml:space="preserve"> </w:t>
+            </w:r>
+            <w:r>
               <w:rPr>
                 <w:rStyle w:val="VerbatimChar"/>
               </w:rPr>
@@ -4615,7 +4674,7 @@
               <w:t xml:space="preserve"> </w:t>
             </w:r>
             <w:r>
-              <w:t xml:space="preserve">and Python deps pinned in</w:t>
+              <w:t xml:space="preserve">and Python deps in</w:t>
             </w:r>
             <w:r>
               <w:t xml:space="preserve"> </w:t>
@@ -4627,7 +4686,7 @@
               <w:t xml:space="preserve">requirements.txt</w:t>
             </w:r>
             <w:r>
-              <w:t xml:space="preserve">; VSS pinned to v6.0; Dart deps locked in</w:t>
+              <w:t xml:space="preserve">; VSS at v6.0; Dart deps in</w:t>
             </w:r>
             <w:r>
               <w:t xml:space="preserve"> </w:t>
@@ -4639,19 +4698,7 @@
               <w:t xml:space="preserve">pubspec.lock</w:t>
             </w:r>
             <w:r>
-              <w:t xml:space="preserve">. Gaps: databroker image tag</w:t>
-            </w:r>
-            <w:r>
-              <w:t xml:space="preserve"> </w:t>
-            </w:r>
-            <w:r>
-              <w:rPr>
-                <w:rStyle w:val="VerbatimChar"/>
-              </w:rPr>
-              <w:t xml:space="preserve">latest</w:t>
-            </w:r>
-            <w:r>
-              <w:t xml:space="preserve">, Flutter SDK version unpinned. Closing in S2</w:t>
+              <w:t xml:space="preserve">. Remaining gap: the Flutter SDK version. Closing in S2</w:t>
             </w:r>
           </w:p>
         </w:tc>
@@ -4685,353 +4732,20 @@
       </w:r>
       <w:bookmarkEnd w:id="37"/>
     </w:p>
-    <w:tbl>
-      <w:tblPr>
-        <w:tblStyle w:val="Table"/>
-        <w:tblW w:type="pct" w:w="0.0"/>
-        <w:tblLook w:firstRow="1"/>
-      </w:tblPr>
-      <w:tblGrid/>
-      <w:tr>
-        <w:trPr>
-          <w:cnfStyle w:firstRow="1"/>
-        </w:trPr>
-        <w:tc>
-          <w:tcPr>
-            <w:tcBorders>
-              <w:bottom w:val="single"/>
-            </w:tcBorders>
-            <w:vAlign w:val="bottom"/>
-          </w:tcPr>
-          <w:p>
-            <w:pPr>
-              <w:pStyle w:val="Compact"/>
-              <w:jc w:val="left"/>
-            </w:pPr>
-            <w:r>
-              <w:t xml:space="preserve">Group</w:t>
-            </w:r>
-          </w:p>
-        </w:tc>
-        <w:tc>
-          <w:tcPr>
-            <w:tcBorders>
-              <w:bottom w:val="single"/>
-            </w:tcBorders>
-            <w:vAlign w:val="bottom"/>
-          </w:tcPr>
-          <w:p>
-            <w:pPr>
-              <w:pStyle w:val="Compact"/>
-              <w:jc w:val="left"/>
-            </w:pPr>
-            <w:r>
-              <w:t xml:space="preserve">Implemented</w:t>
-            </w:r>
-          </w:p>
-        </w:tc>
-        <w:tc>
-          <w:tcPr>
-            <w:tcBorders>
-              <w:bottom w:val="single"/>
-            </w:tcBorders>
-            <w:vAlign w:val="bottom"/>
-          </w:tcPr>
-          <w:p>
-            <w:pPr>
-              <w:pStyle w:val="Compact"/>
-              <w:jc w:val="left"/>
-            </w:pPr>
-            <w:r>
-              <w:t xml:space="preserve">Partial</w:t>
-            </w:r>
-          </w:p>
-        </w:tc>
-        <w:tc>
-          <w:tcPr>
-            <w:tcBorders>
-              <w:bottom w:val="single"/>
-            </w:tcBorders>
-            <w:vAlign w:val="bottom"/>
-          </w:tcPr>
-          <w:p>
-            <w:pPr>
-              <w:pStyle w:val="Compact"/>
-              <w:jc w:val="left"/>
-            </w:pPr>
-            <w:r>
-              <w:t xml:space="preserve">Planned</w:t>
-            </w:r>
-          </w:p>
-        </w:tc>
-        <w:tc>
-          <w:tcPr>
-            <w:tcBorders>
-              <w:bottom w:val="single"/>
-            </w:tcBorders>
-            <w:vAlign w:val="bottom"/>
-          </w:tcPr>
-          <w:p>
-            <w:pPr>
-              <w:pStyle w:val="Compact"/>
-              <w:jc w:val="left"/>
-            </w:pPr>
-            <w:r>
-              <w:t xml:space="preserve">Total</w:t>
-            </w:r>
-          </w:p>
-        </w:tc>
-      </w:tr>
-      <w:tr>
-        <w:tc>
-          <w:p>
-            <w:pPr>
-              <w:pStyle w:val="Compact"/>
-              <w:jc w:val="left"/>
-            </w:pPr>
-            <w:r>
-              <w:t xml:space="preserve">Functional FR</w:t>
-            </w:r>
-          </w:p>
-        </w:tc>
-        <w:tc>
-          <w:p>
-            <w:pPr>
-              <w:pStyle w:val="Compact"/>
-              <w:jc w:val="left"/>
-            </w:pPr>
-            <w:r>
-              <w:t xml:space="preserve">16</w:t>
-            </w:r>
-          </w:p>
-        </w:tc>
-        <w:tc>
-          <w:p>
-            <w:pPr>
-              <w:pStyle w:val="Compact"/>
-              <w:jc w:val="left"/>
-            </w:pPr>
-            <w:r>
-              <w:t xml:space="preserve">4</w:t>
-            </w:r>
-          </w:p>
-        </w:tc>
-        <w:tc>
-          <w:p>
-            <w:pPr>
-              <w:pStyle w:val="Compact"/>
-              <w:jc w:val="left"/>
-            </w:pPr>
-            <w:r>
-              <w:t xml:space="preserve">2</w:t>
-            </w:r>
-          </w:p>
-        </w:tc>
-        <w:tc>
-          <w:p>
-            <w:pPr>
-              <w:pStyle w:val="Compact"/>
-              <w:jc w:val="left"/>
-            </w:pPr>
-            <w:r>
-              <w:t xml:space="preserve">22</w:t>
-            </w:r>
-          </w:p>
-        </w:tc>
-      </w:tr>
-      <w:tr>
-        <w:tc>
-          <w:p>
-            <w:pPr>
-              <w:pStyle w:val="Compact"/>
-              <w:jc w:val="left"/>
-            </w:pPr>
-            <w:r>
-              <w:t xml:space="preserve">Interface IR</w:t>
-            </w:r>
-          </w:p>
-        </w:tc>
-        <w:tc>
-          <w:p>
-            <w:pPr>
-              <w:pStyle w:val="Compact"/>
-              <w:jc w:val="left"/>
-            </w:pPr>
-            <w:r>
-              <w:t xml:space="preserve">4</w:t>
-            </w:r>
-          </w:p>
-        </w:tc>
-        <w:tc>
-          <w:p>
-            <w:pPr>
-              <w:pStyle w:val="Compact"/>
-              <w:jc w:val="left"/>
-            </w:pPr>
-            <w:r>
-              <w:t xml:space="preserve">1</w:t>
-            </w:r>
-          </w:p>
-        </w:tc>
-        <w:tc>
-          <w:p>
-            <w:pPr>
-              <w:pStyle w:val="Compact"/>
-              <w:jc w:val="left"/>
-            </w:pPr>
-            <w:r>
-              <w:t xml:space="preserve">0</w:t>
-            </w:r>
-          </w:p>
-        </w:tc>
-        <w:tc>
-          <w:p>
-            <w:pPr>
-              <w:pStyle w:val="Compact"/>
-              <w:jc w:val="left"/>
-            </w:pPr>
-            <w:r>
-              <w:t xml:space="preserve">5</w:t>
-            </w:r>
-          </w:p>
-        </w:tc>
-      </w:tr>
-      <w:tr>
-        <w:tc>
-          <w:p>
-            <w:pPr>
-              <w:pStyle w:val="Compact"/>
-              <w:jc w:val="left"/>
-            </w:pPr>
-            <w:r>
-              <w:t xml:space="preserve">Non-functional NFR</w:t>
-            </w:r>
-          </w:p>
-        </w:tc>
-        <w:tc>
-          <w:p>
-            <w:pPr>
-              <w:pStyle w:val="Compact"/>
-              <w:jc w:val="left"/>
-            </w:pPr>
-            <w:r>
-              <w:t xml:space="preserve">4</w:t>
-            </w:r>
-          </w:p>
-        </w:tc>
-        <w:tc>
-          <w:p>
-            <w:pPr>
-              <w:pStyle w:val="Compact"/>
-              <w:jc w:val="left"/>
-            </w:pPr>
-            <w:r>
-              <w:t xml:space="preserve">2</w:t>
-            </w:r>
-          </w:p>
-        </w:tc>
-        <w:tc>
-          <w:p>
-            <w:pPr>
-              <w:pStyle w:val="Compact"/>
-              <w:jc w:val="left"/>
-            </w:pPr>
-            <w:r>
-              <w:t xml:space="preserve">2</w:t>
-            </w:r>
-          </w:p>
-        </w:tc>
-        <w:tc>
-          <w:p>
-            <w:pPr>
-              <w:pStyle w:val="Compact"/>
-              <w:jc w:val="left"/>
-            </w:pPr>
-            <w:r>
-              <w:t xml:space="preserve">8</w:t>
-            </w:r>
-          </w:p>
-        </w:tc>
-      </w:tr>
-      <w:tr>
-        <w:tc>
-          <w:p>
-            <w:pPr>
-              <w:pStyle w:val="Compact"/>
-              <w:jc w:val="left"/>
-            </w:pPr>
-            <w:r>
-              <w:rPr>
-                <w:b/>
-              </w:rPr>
-              <w:t xml:space="preserve">Total</w:t>
-            </w:r>
-          </w:p>
-        </w:tc>
-        <w:tc>
-          <w:p>
-            <w:pPr>
-              <w:pStyle w:val="Compact"/>
-              <w:jc w:val="left"/>
-            </w:pPr>
-            <w:r>
-              <w:rPr>
-                <w:b/>
-              </w:rPr>
-              <w:t xml:space="preserve">24</w:t>
-            </w:r>
-          </w:p>
-        </w:tc>
-        <w:tc>
-          <w:p>
-            <w:pPr>
-              <w:pStyle w:val="Compact"/>
-              <w:jc w:val="left"/>
-            </w:pPr>
-            <w:r>
-              <w:rPr>
-                <w:b/>
-              </w:rPr>
-              <w:t xml:space="preserve">7</w:t>
-            </w:r>
-          </w:p>
-        </w:tc>
-        <w:tc>
-          <w:p>
-            <w:pPr>
-              <w:pStyle w:val="Compact"/>
-              <w:jc w:val="left"/>
-            </w:pPr>
-            <w:r>
-              <w:rPr>
-                <w:b/>
-              </w:rPr>
-              <w:t xml:space="preserve">4</w:t>
-            </w:r>
-          </w:p>
-        </w:tc>
-        <w:tc>
-          <w:p>
-            <w:pPr>
-              <w:pStyle w:val="Compact"/>
-              <w:jc w:val="left"/>
-            </w:pPr>
-            <w:r>
-              <w:rPr>
-                <w:b/>
-              </w:rPr>
-              <w:t xml:space="preserve">35</w:t>
-            </w:r>
-          </w:p>
-        </w:tc>
-      </w:tr>
-    </w:tbl>
+    <w:p>
+      <w:pPr>
+        <w:pStyle w:val="FirstParagraph"/>
+      </w:pPr>
+      <w:r>
+        <w:t xml:space="preserve">The counts are not repeated here. PULSE-RTM-001 section 1 computes them from the requirement rows in this document every time the documents are built, so it is always current and this page could only drift away from it.</w:t>
+      </w:r>
+    </w:p>
     <w:p>
       <w:pPr>
         <w:pStyle w:val="BodyText"/>
       </w:pPr>
       <w:r>
-        <w:t xml:space="preserve">Safety (SR) and security (CS) requirements are summarised in their own documents. The generated PULSE-RTM-001 recomputes this table from the source rows and is the authoritative count.</w:t>
+        <w:t xml:space="preserve">That matrix also covers safety (SR) and security (CS) requirements, which live in PULSE-SAF-001 and PULSE-SEC-001.</w:t>
       </w:r>
     </w:p>
     <w:sectPr/>

--- a/pdf/PULSE-SyRS-001_System_Requirements.docx
+++ b/pdf/PULSE-SyRS-001_System_Requirements.docx
@@ -3849,7 +3849,22 @@
               <w:t xml:space="preserve"> </w:t>
             </w:r>
             <w:r>
-              <w:t xml:space="preserve">overlays; broker rejects out-of-catalogue values on set</w:t>
+              <w:t xml:space="preserve">overlays; broker rejects out-of-catalogue values on set; suite check</w:t>
+            </w:r>
+            <w:r>
+              <w:t xml:space="preserve"> </w:t>
+            </w:r>
+            <w:r>
+              <w:rPr>
+                <w:rStyle w:val="VerbatimChar"/>
+              </w:rPr>
+              <w:t xml:space="preserve">unit-sanity</w:t>
+            </w:r>
+            <w:r>
+              <w:t xml:space="preserve"> </w:t>
+            </w:r>
+            <w:r>
+              <w:t xml:space="preserve">catches a value published in the wrong unit</w:t>
             </w:r>
           </w:p>
         </w:tc>

--- a/pdf/PULSE-SyRS-001_System_Requirements.docx
+++ b/pdf/PULSE-SyRS-001_System_Requirements.docx
@@ -61,7 +61,7 @@
         <w:pStyle w:val="Date"/>
       </w:pPr>
       <w:r>
-        <w:t xml:space="preserve">2026-09-03</w:t>
+        <w:t xml:space="preserve">2026-09-08</w:t>
       </w:r>
     </w:p>
     <w:sdt>
@@ -213,7 +213,7 @@
               <w:jc w:val="left"/>
             </w:pPr>
             <w:r>
-              <w:t xml:space="preserve">1.2</w:t>
+              <w:t xml:space="preserve">1.3</w:t>
             </w:r>
           </w:p>
         </w:tc>
@@ -261,7 +261,7 @@
               <w:jc w:val="left"/>
             </w:pPr>
             <w:r>
-              <w:t xml:space="preserve">2026-09-03</w:t>
+              <w:t xml:space="preserve">2026-09-08</w:t>
             </w:r>
           </w:p>
         </w:tc>
@@ -671,6 +671,52 @@
             </w:r>
             <w:r>
               <w:t xml:space="preserve">) and its committed reports</w:t>
+            </w:r>
+          </w:p>
+        </w:tc>
+      </w:tr>
+      <w:tr>
+        <w:tc>
+          <w:p>
+            <w:pPr>
+              <w:pStyle w:val="Compact"/>
+              <w:jc w:val="left"/>
+            </w:pPr>
+            <w:r>
+              <w:t xml:space="preserve">1.3</w:t>
+            </w:r>
+          </w:p>
+        </w:tc>
+        <w:tc>
+          <w:p>
+            <w:pPr>
+              <w:pStyle w:val="Compact"/>
+              <w:jc w:val="left"/>
+            </w:pPr>
+            <w:r>
+              <w:t xml:space="preserve">2026-09-08</w:t>
+            </w:r>
+          </w:p>
+        </w:tc>
+        <w:tc>
+          <w:p>
+            <w:pPr>
+              <w:pStyle w:val="Compact"/>
+              <w:jc w:val="left"/>
+            </w:pPr>
+            <w:r>
+              <w:t xml:space="preserve">A. Abdelghany</w:t>
+            </w:r>
+          </w:p>
+        </w:tc>
+        <w:tc>
+          <w:p>
+            <w:pPr>
+              <w:pStyle w:val="Compact"/>
+              <w:jc w:val="left"/>
+            </w:pPr>
+            <w:r>
+              <w:t xml:space="preserve">FR-13 corrected to Partial: the two HMIs have diverged to 28 and 17 subscribed signals. NFR-8 and IR-2 evidence updated for the pinned broker image and the new unit-sanity check. FR-19 and FR-20 reworded, FR-20 now citing PULSE-SAF-001 SM-3 instead of restating it. Section 6 count table replaced by a pointer to the generated matrix. Worked requirement row added to section 1.2</w:t>
             </w:r>
           </w:p>
         </w:tc>
